--- a/resources/dist/mapmaker/sheets/louisiana-purchase-1803-1806-teacher-notes-en.docx
+++ b/resources/dist/mapmaker/sheets/louisiana-purchase-1803-1806-teacher-notes-en.docx
@@ -45,7 +45,7 @@
         </w:rPr>
         <w:t xml:space="preserve">Map: </w:t>
       </w:r>
-      <w:hyperlink w:history="1" r:id="rId-a2lob1nko4pk5zsrhoxb">
+      <w:hyperlink w:history="1" r:id="rIdngbby0h4lkxxh5k65klnv">
         <w:r>
           <w:rPr>
             <w:color w:val="0A4FA8"/>
@@ -307,7 +307,7 @@
         </w:numPr>
         <w:spacing w:after="60"/>
       </w:pPr>
-      <w:hyperlink w:history="1" r:id="rIdk-tensqmvt3jixj2_jjte">
+      <w:hyperlink w:history="1" r:id="rIdudwd9tx83kql4xpu0_utu">
         <w:r>
           <w:rPr>
             <w:color w:val="0A4FA8"/>
@@ -329,7 +329,7 @@
         </w:numPr>
         <w:spacing w:after="60"/>
       </w:pPr>
-      <w:hyperlink w:history="1" r:id="rIdnchpwzecras8fma-nhquk">
+      <w:hyperlink w:history="1" r:id="rIdyxhuhj-5vqe6pf8wcass5">
         <w:r>
           <w:rPr>
             <w:color w:val="0A4FA8"/>
@@ -351,7 +351,7 @@
         </w:numPr>
         <w:spacing w:after="60"/>
       </w:pPr>
-      <w:hyperlink w:history="1" r:id="rIdffk9hp5digeiiu_m7omsc">
+      <w:hyperlink w:history="1" r:id="rIdjbkyufvqah0nrzoco7ibo">
         <w:r>
           <w:rPr>
             <w:color w:val="0A4FA8"/>

--- a/resources/dist/mapmaker/sheets/louisiana-purchase-1803-1806-teacher-notes-en.docx
+++ b/resources/dist/mapmaker/sheets/louisiana-purchase-1803-1806-teacher-notes-en.docx
@@ -45,7 +45,7 @@
         </w:rPr>
         <w:t xml:space="preserve">Map: </w:t>
       </w:r>
-      <w:hyperlink w:history="1" r:id="rIdngbby0h4lkxxh5k65klnv">
+      <w:hyperlink w:history="1" r:id="rIddjq_hb5nuncv_dgjmy6ub">
         <w:r>
           <w:rPr>
             <w:color w:val="0A4FA8"/>
@@ -307,7 +307,7 @@
         </w:numPr>
         <w:spacing w:after="60"/>
       </w:pPr>
-      <w:hyperlink w:history="1" r:id="rIdudwd9tx83kql4xpu0_utu">
+      <w:hyperlink w:history="1" r:id="rIdy0brip_7asn1smdf3umqj">
         <w:r>
           <w:rPr>
             <w:color w:val="0A4FA8"/>
@@ -329,7 +329,7 @@
         </w:numPr>
         <w:spacing w:after="60"/>
       </w:pPr>
-      <w:hyperlink w:history="1" r:id="rIdyxhuhj-5vqe6pf8wcass5">
+      <w:hyperlink w:history="1" r:id="rIdspzwhu9slkw02vzn6f8t8">
         <w:r>
           <w:rPr>
             <w:color w:val="0A4FA8"/>
@@ -351,7 +351,7 @@
         </w:numPr>
         <w:spacing w:after="60"/>
       </w:pPr>
-      <w:hyperlink w:history="1" r:id="rIdjbkyufvqah0nrzoco7ibo">
+      <w:hyperlink w:history="1" r:id="rId5yix3wry-ne2ktukvzurj">
         <w:r>
           <w:rPr>
             <w:color w:val="0A4FA8"/>

--- a/resources/dist/mapmaker/sheets/louisiana-purchase-1803-1806-teacher-notes-en.docx
+++ b/resources/dist/mapmaker/sheets/louisiana-purchase-1803-1806-teacher-notes-en.docx
@@ -45,7 +45,7 @@
         </w:rPr>
         <w:t xml:space="preserve">Map: </w:t>
       </w:r>
-      <w:hyperlink w:history="1" r:id="rIddjq_hb5nuncv_dgjmy6ub">
+      <w:hyperlink w:history="1" r:id="rIdxhq_nynhj6v5ptbobenxy">
         <w:r>
           <w:rPr>
             <w:color w:val="0A4FA8"/>
@@ -307,7 +307,7 @@
         </w:numPr>
         <w:spacing w:after="60"/>
       </w:pPr>
-      <w:hyperlink w:history="1" r:id="rIdy0brip_7asn1smdf3umqj">
+      <w:hyperlink w:history="1" r:id="rIdu7m3sbbzfigvfgkrwma1x">
         <w:r>
           <w:rPr>
             <w:color w:val="0A4FA8"/>
@@ -329,7 +329,7 @@
         </w:numPr>
         <w:spacing w:after="60"/>
       </w:pPr>
-      <w:hyperlink w:history="1" r:id="rIdspzwhu9slkw02vzn6f8t8">
+      <w:hyperlink w:history="1" r:id="rIdxwqv-rf20q7th51qog_uc">
         <w:r>
           <w:rPr>
             <w:color w:val="0A4FA8"/>
@@ -351,7 +351,7 @@
         </w:numPr>
         <w:spacing w:after="60"/>
       </w:pPr>
-      <w:hyperlink w:history="1" r:id="rId5yix3wry-ne2ktukvzurj">
+      <w:hyperlink w:history="1" r:id="rId2ptqbsjmemsva25wueogn">
         <w:r>
           <w:rPr>
             <w:color w:val="0A4FA8"/>
@@ -2542,7 +2542,7 @@
       <w:pStyle w:val="Credits"/>
     </w:pPr>
     <w:r>
-      <w:t xml:space="preserve">Teacher notes: The Louisiana Purchase and the Corps of Discovery, 1803–1806, 0.7.0. For teachers.</w:t>
+      <w:t xml:space="preserve">Teacher notes: The Louisiana Purchase and the Corps of Discovery, 1803–1806, 0.7.1. For teachers.</w:t>
     </w:r>
   </w:p>
 </w:ftr>

--- a/resources/dist/mapmaker/sheets/louisiana-purchase-1803-1806-teacher-notes-en.docx
+++ b/resources/dist/mapmaker/sheets/louisiana-purchase-1803-1806-teacher-notes-en.docx
@@ -45,7 +45,7 @@
         </w:rPr>
         <w:t xml:space="preserve">Map: </w:t>
       </w:r>
-      <w:hyperlink w:history="1" r:id="rIdxhq_nynhj6v5ptbobenxy">
+      <w:hyperlink w:history="1" r:id="rIdtnwyybg5cfdkqwc_yid6h">
         <w:r>
           <w:rPr>
             <w:color w:val="0A4FA8"/>
@@ -307,7 +307,7 @@
         </w:numPr>
         <w:spacing w:after="60"/>
       </w:pPr>
-      <w:hyperlink w:history="1" r:id="rIdu7m3sbbzfigvfgkrwma1x">
+      <w:hyperlink w:history="1" r:id="rIdinv7prgxrsxmm6o6qldqo">
         <w:r>
           <w:rPr>
             <w:color w:val="0A4FA8"/>
@@ -329,7 +329,7 @@
         </w:numPr>
         <w:spacing w:after="60"/>
       </w:pPr>
-      <w:hyperlink w:history="1" r:id="rIdxwqv-rf20q7th51qog_uc">
+      <w:hyperlink w:history="1" r:id="rIdf0wk0sycqoy9nttwukjy1">
         <w:r>
           <w:rPr>
             <w:color w:val="0A4FA8"/>
@@ -351,7 +351,7 @@
         </w:numPr>
         <w:spacing w:after="60"/>
       </w:pPr>
-      <w:hyperlink w:history="1" r:id="rId2ptqbsjmemsva25wueogn">
+      <w:hyperlink w:history="1" r:id="rId1zlqydnthszzdio6kivdl">
         <w:r>
           <w:rPr>
             <w:color w:val="0A4FA8"/>

--- a/resources/dist/mapmaker/sheets/louisiana-purchase-1803-1806-teacher-notes-en.docx
+++ b/resources/dist/mapmaker/sheets/louisiana-purchase-1803-1806-teacher-notes-en.docx
@@ -45,7 +45,7 @@
         </w:rPr>
         <w:t xml:space="preserve">Map: </w:t>
       </w:r>
-      <w:hyperlink w:history="1" r:id="rIdtnwyybg5cfdkqwc_yid6h">
+      <w:hyperlink w:history="1" r:id="rId36pdcce9ume7uwdg4bmaz">
         <w:r>
           <w:rPr>
             <w:color w:val="0A4FA8"/>
@@ -307,7 +307,7 @@
         </w:numPr>
         <w:spacing w:after="60"/>
       </w:pPr>
-      <w:hyperlink w:history="1" r:id="rIdinv7prgxrsxmm6o6qldqo">
+      <w:hyperlink w:history="1" r:id="rIdne18yyju6swrhozloyjsx">
         <w:r>
           <w:rPr>
             <w:color w:val="0A4FA8"/>
@@ -329,7 +329,7 @@
         </w:numPr>
         <w:spacing w:after="60"/>
       </w:pPr>
-      <w:hyperlink w:history="1" r:id="rIdf0wk0sycqoy9nttwukjy1">
+      <w:hyperlink w:history="1" r:id="rIdeh4gyqij-qzogc0xkqpjx">
         <w:r>
           <w:rPr>
             <w:color w:val="0A4FA8"/>
@@ -351,7 +351,7 @@
         </w:numPr>
         <w:spacing w:after="60"/>
       </w:pPr>
-      <w:hyperlink w:history="1" r:id="rId1zlqydnthszzdio6kivdl">
+      <w:hyperlink w:history="1" r:id="rId3lmss0gkzwutumxpuaxog">
         <w:r>
           <w:rPr>
             <w:color w:val="0A4FA8"/>

--- a/resources/dist/mapmaker/sheets/louisiana-purchase-1803-1806-teacher-notes-en.docx
+++ b/resources/dist/mapmaker/sheets/louisiana-purchase-1803-1806-teacher-notes-en.docx
@@ -45,7 +45,7 @@
         </w:rPr>
         <w:t xml:space="preserve">Map: </w:t>
       </w:r>
-      <w:hyperlink w:history="1" r:id="rId36pdcce9ume7uwdg4bmaz">
+      <w:hyperlink w:history="1" r:id="rIdtngmjzu5bqyeh9bore9bh">
         <w:r>
           <w:rPr>
             <w:color w:val="0A4FA8"/>
@@ -307,7 +307,7 @@
         </w:numPr>
         <w:spacing w:after="60"/>
       </w:pPr>
-      <w:hyperlink w:history="1" r:id="rIdne18yyju6swrhozloyjsx">
+      <w:hyperlink w:history="1" r:id="rIdqqxeqowhmwe6zgoqkjoug">
         <w:r>
           <w:rPr>
             <w:color w:val="0A4FA8"/>
@@ -329,7 +329,7 @@
         </w:numPr>
         <w:spacing w:after="60"/>
       </w:pPr>
-      <w:hyperlink w:history="1" r:id="rIdeh4gyqij-qzogc0xkqpjx">
+      <w:hyperlink w:history="1" r:id="rIdftz5h5m5ny9un32ejdbnd">
         <w:r>
           <w:rPr>
             <w:color w:val="0A4FA8"/>
@@ -351,7 +351,7 @@
         </w:numPr>
         <w:spacing w:after="60"/>
       </w:pPr>
-      <w:hyperlink w:history="1" r:id="rId3lmss0gkzwutumxpuaxog">
+      <w:hyperlink w:history="1" r:id="rIddsj0pfv4iu_r8nu2wq7f_">
         <w:r>
           <w:rPr>
             <w:color w:val="0A4FA8"/>
@@ -2542,7 +2542,7 @@
       <w:pStyle w:val="Credits"/>
     </w:pPr>
     <w:r>
-      <w:t xml:space="preserve">Teacher notes: The Louisiana Purchase and the Corps of Discovery, 1803–1806, 0.7.1. For teachers.</w:t>
+      <w:t xml:space="preserve">Teacher notes: The Louisiana Purchase and the Corps of Discovery, 1803–1806, 0.7.2. For teachers.</w:t>
     </w:r>
   </w:p>
 </w:ftr>

--- a/resources/dist/mapmaker/sheets/louisiana-purchase-1803-1806-teacher-notes-en.docx
+++ b/resources/dist/mapmaker/sheets/louisiana-purchase-1803-1806-teacher-notes-en.docx
@@ -45,7 +45,7 @@
         </w:rPr>
         <w:t xml:space="preserve">Map: </w:t>
       </w:r>
-      <w:hyperlink w:history="1" r:id="rIdtngmjzu5bqyeh9bore9bh">
+      <w:hyperlink w:history="1" r:id="rIdlot7bl722vfpt1d_wwdvf">
         <w:r>
           <w:rPr>
             <w:color w:val="0A4FA8"/>
@@ -307,7 +307,7 @@
         </w:numPr>
         <w:spacing w:after="60"/>
       </w:pPr>
-      <w:hyperlink w:history="1" r:id="rIdqqxeqowhmwe6zgoqkjoug">
+      <w:hyperlink w:history="1" r:id="rIden2asiinddriwrlllr_rp">
         <w:r>
           <w:rPr>
             <w:color w:val="0A4FA8"/>
@@ -329,7 +329,7 @@
         </w:numPr>
         <w:spacing w:after="60"/>
       </w:pPr>
-      <w:hyperlink w:history="1" r:id="rIdftz5h5m5ny9un32ejdbnd">
+      <w:hyperlink w:history="1" r:id="rIdcwvor2agyfx05hw5qamfl">
         <w:r>
           <w:rPr>
             <w:color w:val="0A4FA8"/>
@@ -351,7 +351,7 @@
         </w:numPr>
         <w:spacing w:after="60"/>
       </w:pPr>
-      <w:hyperlink w:history="1" r:id="rIddsj0pfv4iu_r8nu2wq7f_">
+      <w:hyperlink w:history="1" r:id="rIdj4oia_s4aj37wkyvsixtj">
         <w:r>
           <w:rPr>
             <w:color w:val="0A4FA8"/>

--- a/resources/dist/mapmaker/sheets/louisiana-purchase-1803-1806-teacher-notes-en.docx
+++ b/resources/dist/mapmaker/sheets/louisiana-purchase-1803-1806-teacher-notes-en.docx
@@ -45,7 +45,7 @@
         </w:rPr>
         <w:t xml:space="preserve">Map: </w:t>
       </w:r>
-      <w:hyperlink w:history="1" r:id="rIdlot7bl722vfpt1d_wwdvf">
+      <w:hyperlink w:history="1" r:id="rIdrikuro4koscmia09pk4so">
         <w:r>
           <w:rPr>
             <w:color w:val="0A4FA8"/>
@@ -307,7 +307,7 @@
         </w:numPr>
         <w:spacing w:after="60"/>
       </w:pPr>
-      <w:hyperlink w:history="1" r:id="rIden2asiinddriwrlllr_rp">
+      <w:hyperlink w:history="1" r:id="rIdudiplhowqballyzge99_7">
         <w:r>
           <w:rPr>
             <w:color w:val="0A4FA8"/>
@@ -329,7 +329,7 @@
         </w:numPr>
         <w:spacing w:after="60"/>
       </w:pPr>
-      <w:hyperlink w:history="1" r:id="rIdcwvor2agyfx05hw5qamfl">
+      <w:hyperlink w:history="1" r:id="rIds5vrezbcjb91xfclzlxkj">
         <w:r>
           <w:rPr>
             <w:color w:val="0A4FA8"/>
@@ -351,7 +351,7 @@
         </w:numPr>
         <w:spacing w:after="60"/>
       </w:pPr>
-      <w:hyperlink w:history="1" r:id="rIdj4oia_s4aj37wkyvsixtj">
+      <w:hyperlink w:history="1" r:id="rIds_swxxzyefm6fy3mrxoce">
         <w:r>
           <w:rPr>
             <w:color w:val="0A4FA8"/>

--- a/resources/dist/mapmaker/sheets/louisiana-purchase-1803-1806-teacher-notes-en.docx
+++ b/resources/dist/mapmaker/sheets/louisiana-purchase-1803-1806-teacher-notes-en.docx
@@ -45,7 +45,7 @@
         </w:rPr>
         <w:t xml:space="preserve">Map: </w:t>
       </w:r>
-      <w:hyperlink w:history="1" r:id="rIdrikuro4koscmia09pk4so">
+      <w:hyperlink w:history="1" r:id="rIdxsqj6difkukuhsacbxj78">
         <w:r>
           <w:rPr>
             <w:color w:val="0A4FA8"/>
@@ -307,7 +307,7 @@
         </w:numPr>
         <w:spacing w:after="60"/>
       </w:pPr>
-      <w:hyperlink w:history="1" r:id="rIdudiplhowqballyzge99_7">
+      <w:hyperlink w:history="1" r:id="rIdptoaslgvouhnaokloygar">
         <w:r>
           <w:rPr>
             <w:color w:val="0A4FA8"/>
@@ -329,7 +329,7 @@
         </w:numPr>
         <w:spacing w:after="60"/>
       </w:pPr>
-      <w:hyperlink w:history="1" r:id="rIds5vrezbcjb91xfclzlxkj">
+      <w:hyperlink w:history="1" r:id="rId9bj6jar4y6ofez2it-gwd">
         <w:r>
           <w:rPr>
             <w:color w:val="0A4FA8"/>
@@ -351,7 +351,7 @@
         </w:numPr>
         <w:spacing w:after="60"/>
       </w:pPr>
-      <w:hyperlink w:history="1" r:id="rIds_swxxzyefm6fy3mrxoce">
+      <w:hyperlink w:history="1" r:id="rIdn2vhrcz2grengw0k3q5_v">
         <w:r>
           <w:rPr>
             <w:color w:val="0A4FA8"/>
